--- a/docs/Data-Readiness-Strategy.docx
+++ b/docs/Data-Readiness-Strategy.docx
@@ -21095,7 +21095,7 @@
           <w:sz w:val="21"/>
           <w:szCs w:val="21"/>
         </w:rPr>
-        <w:t xml:space="preserve"> Because the site runs on Vercel, Scrunch's Agent Experience Platform can later serve AI agents an optimized version of this page without code changes.</w:t>
+        <w:t xml:space="preserve"> Scrunch's Agent Experience Platform runs at the CDN edge (Cloudflare, Akamai or AWS CloudFront): it detects AI agents and serves them an optimized, server-rendered version of the page while people see the normal site. On Vercel alone, Scrunch can track AI agent traffic through log drains; serving AXP content needs one of those CDNs in front of the site. This page is already server-rendered, so AI agents can read it today.</w:t>
       </w:r>
     </w:p>
     <w:p>
@@ -22050,7 +22050,7 @@
         </w:numPr>
         <w:spacing w:after="80"/>
       </w:pPr>
-      <w:hyperlink w:history="1" r:id="rIdbd-zaxpdiyym0lkn2w4jl">
+      <w:hyperlink w:history="1" r:id="rIdgb1ubpwfs68cz8cvccvzd">
         <w:r>
           <w:rPr>
             <w:rFonts w:ascii="Aptos" w:cs="Aptos" w:eastAsia="Aptos" w:hAnsi="Aptos"/>
@@ -22072,7 +22072,7 @@
         </w:numPr>
         <w:spacing w:after="80"/>
       </w:pPr>
-      <w:hyperlink w:history="1" r:id="rIdduwgfcj3gx4r5r7skuhm1">
+      <w:hyperlink w:history="1" r:id="rIde8l7r3xlmplhtgbtifaqr">
         <w:r>
           <w:rPr>
             <w:rFonts w:ascii="Aptos" w:cs="Aptos" w:eastAsia="Aptos" w:hAnsi="Aptos"/>
@@ -22094,7 +22094,7 @@
         </w:numPr>
         <w:spacing w:after="80"/>
       </w:pPr>
-      <w:hyperlink w:history="1" r:id="rIddennq5dq4rxogdfqkd1eo">
+      <w:hyperlink w:history="1" r:id="rId_ewn4ibglxai53ocacbrz">
         <w:r>
           <w:rPr>
             <w:rFonts w:ascii="Aptos" w:cs="Aptos" w:eastAsia="Aptos" w:hAnsi="Aptos"/>
@@ -22116,7 +22116,7 @@
         </w:numPr>
         <w:spacing w:after="80"/>
       </w:pPr>
-      <w:hyperlink w:history="1" r:id="rIddhre-9aifa3pnq5degikp">
+      <w:hyperlink w:history="1" r:id="rIdv4iygqzaynuc5quoj-goa">
         <w:r>
           <w:rPr>
             <w:rFonts w:ascii="Aptos" w:cs="Aptos" w:eastAsia="Aptos" w:hAnsi="Aptos"/>
@@ -22138,7 +22138,7 @@
         </w:numPr>
         <w:spacing w:after="80"/>
       </w:pPr>
-      <w:hyperlink w:history="1" r:id="rIdalokbusb0onlnh5l-s4b-">
+      <w:hyperlink w:history="1" r:id="rIdgubdg50cc82myr50yvmch">
         <w:r>
           <w:rPr>
             <w:rFonts w:ascii="Aptos" w:cs="Aptos" w:eastAsia="Aptos" w:hAnsi="Aptos"/>
